--- a/Autonomy_Index_medRxiv_v11.docx
+++ b/Autonomy_Index_medRxiv_v11.docx
@@ -2576,7 +2576,7 @@
         <w:pStyle w:val="FirstParagraph"/>
       </w:pPr>
       <w:r>
-        <w:t xml:space="preserve">This section defines, in order, how a single rating becomes a set of domain scores (4.1), how multiple ratings of the same vignette are combined (4.2), the sensitivity check on that combination (4.3), how domain scores become a composite (4.4), and why the contextual modifiers are excluded from it (4.5). All quantities used in the statistical analysis of section 6 are defined here. Figure 2 shows the full measurement structure.</w:t>
+        <w:t xml:space="preserve">This section defines, in order, how a single rating becomes a set of domain scores (4.1), how multiple ratings of the same vignette are combined (4.2), how domain scores become a composite (4.3), and why the contextual modifiers are excluded from it (4.4). All quantities used in the analysis of section 6 are defined here. Figure 2 shows the full measurement structure.</w:t>
       </w:r>
     </w:p>
     <w:p>
@@ -2742,6 +2742,8 @@
     </w:p>
     <w:bookmarkEnd w:id="48"/>
     <w:bookmarkStart w:id="49" w:name="sensitivity-beta-binomial-pooling"/>
+    <w:bookmarkEnd w:id="49"/>
+    <w:bookmarkStart w:id="50" w:name="composite"/>
     <w:p>
       <w:pPr>
         <w:pStyle w:val="Heading3"/>
@@ -2751,7 +2753,7 @@
           <w:bCs/>
           <w:b/>
         </w:rPr>
-        <w:t xml:space="preserve">4.3 Sensitivity: Beta-Binomial pooling</w:t>
+        <w:t xml:space="preserve">4.3 Composite</w:t>
       </w:r>
     </w:p>
     <w:p>
@@ -2759,111 +2761,18 @@
         <w:pStyle w:val="FirstParagraph"/>
       </w:pPr>
       <w:r>
-        <w:rPr>
-          <w:highlight w:val="yellow"/>
-        </w:rPr>
-        <w:t xml:space="preserve">Because each domain total is a sum of bounded ordinal items, the domain proportion admits a conjugate Beta model, which provides a principled check on the primary estimator at the boundaries of the scale. Let θ_d = Score_d ⁄ 100, let S_d be the raw item total summed across raters, and M_d = 4 · Σ_r |A_dr| the corresponding attainable maximum. With prior θ_d ~ Beta(α₀, β₀):</w:t>
-      </w:r>
-    </w:p>
-    <w:p>
-      <w:pPr>
-        <w:pStyle w:val="BodyText"/>
-      </w:pPr>
-      <w:r>
-        <w:rPr>
-          <w:highlight w:val="yellow"/>
+        <w:t xml:space="preserve">The composite is a weighted linear combination of the four aggregated domain scores:</w:t>
+      </w:r>
+    </w:p>
+    <w:p>
+      <w:pPr>
+        <w:pStyle w:val="BodyText"/>
+      </w:pPr>
+      <w:r>
+        <w:rPr>
           <w:iCs/>
           <w:i/>
         </w:rPr>
-        <w:t xml:space="preserve">θ_d | S_d ~ Beta(α₀ + S_d, β₀ + M_d − S_d)</w:t>
-      </w:r>
-    </w:p>
-    <w:p>
-      <w:pPr>
-        <w:pStyle w:val="BodyText"/>
-      </w:pPr>
-      <w:r>
-        <w:rPr>
-          <w:highlight w:val="yellow"/>
-        </w:rPr>
-        <w:t xml:space="preserve">with posterior mean (α₀ + S_d) ⁄ (α₀ + β₀ + M_d). Applied sequentially, with rater 1’s posterior serving as rater 2’s prior and so on, this yields the same result as pooling all three at once, because the raters are exchangeable and no discounting is applied. That order invariance is the formal expression of the design assumption that the three ratings are interchangeable observations rather than a sequence.</w:t>
-      </w:r>
-    </w:p>
-    <w:p>
-      <w:pPr>
-        <w:pStyle w:val="BodyText"/>
-      </w:pPr>
-      <w:r>
-        <w:rPr>
-          <w:highlight w:val="yellow"/>
-        </w:rPr>
-        <w:t xml:space="preserve">The prior is weakly informative, Beta(1, 1). Its function is regularization at the boundaries: in a three-item domain rated by three reviewers, for example, a domain in which every reviewer scored every item 0 would otherwise produce a point estimate of exactly 0 with no acknowledgment that nine observations is thin evidence for an absolute claim. The Beta(1,1) posterior mean pulls such estimates fractionally off the boundary.</w:t>
-      </w:r>
-    </w:p>
-    <w:p>
-      <w:pPr>
-        <w:pStyle w:val="BodyText"/>
-      </w:pPr>
-      <w:r>
-        <w:rPr>
-          <w:bCs/>
-          <w:b/>
-        </w:rPr>
-        <w:t xml:space="preserve">Reporting.</w:t>
-      </w:r>
-      <w:r>
-        <w:t xml:space="preserve"> This estimator is a </w:t>
-      </w:r>
-      <w:r>
-        <w:rPr>
-          <w:bCs/>
-          <w:b/>
-        </w:rPr>
-        <w:t xml:space="preserve">sensitivity analysis</w:t>
-      </w:r>
-      <w:r>
-        <w:t xml:space="preserve">, not the primary. Results are reported as the maximum and mean absolute deviation between the Beta-Binomial posterior mean and the primary prorated estimate, across all vignettes and domains for each rating source. Because ten runs per model supply more observations than the two to five human ratings per vignette, the prior exerts less influence on model ratings than on human ratings, and that asymmetry is reported. If the maximum deviation exceeds one point on the 0 to 100 composite scale, the affected cases are identified individually.</w:t>
-      </w:r>
-    </w:p>
-    <w:p>
-      <w:pPr>
-        <w:pStyle w:val="BodyText"/>
-      </w:pPr>
-      <w:r>
-        <w:t xml:space="preserve">The same machinery supports genuine sequential assessment of a single subject across occasions, with a discount factor on the prior pseudo-counts so that real change registers rather than being swamped by accumulated history. That extension is developed in a companion longitudinal model and is not exercised here, since the present design has no repeated occasions. In this study the pooling operates over raters only.</w:t>
-      </w:r>
-    </w:p>
-    <w:bookmarkEnd w:id="49"/>
-    <w:bookmarkStart w:id="50" w:name="composite"/>
-    <w:p>
-      <w:pPr>
-        <w:pStyle w:val="Heading3"/>
-      </w:pPr>
-      <w:r>
-        <w:rPr>
-          <w:bCs/>
-          <w:b/>
-        </w:rPr>
-        <w:t xml:space="preserve">4.4 Composite</w:t>
-      </w:r>
-    </w:p>
-    <w:p>
-      <w:pPr>
-        <w:pStyle w:val="FirstParagraph"/>
-      </w:pPr>
-      <w:r>
-        <w:t xml:space="preserve">The composite is a weighted linear combination of the four aggregated domain scores:</w:t>
-      </w:r>
-    </w:p>
-    <w:p>
-      <w:pPr>
-        <w:pStyle w:val="BodyText"/>
-      </w:pPr>
-      <w:r>
-        <w:rPr>
-          <w:iCs/>
-          <w:i/>
-        </w:rPr>
         <w:t xml:space="preserve">AI = w₁(VA) + w₂(FU) + w₃(RD) + w₄(IA), Σⱼ wⱼ = 1</w:t>
       </w:r>
     </w:p>
@@ -2880,7 +2789,7 @@
         <w:pStyle w:val="BodyText"/>
       </w:pPr>
       <w:r>
-        <w:t xml:space="preserve">The robustness of the equal-weight default is examined as a sensitivity analysis, reporting the shift in mean composite and the rank correlation with the equal-weighted ordering under alternative weighting schemes. Results of that analysis are reported in the results section, not asserted here.</w:t>
+        <w:t xml:space="preserve">The robustness of the equal-weight default is bounded directly by the domain results. Because the composite is a convex combination of the four domain scores, the human–model difference under any admissible weighting is a weighted average of the four domain differences reported in section 8.4 and therefore lies between 7.9 and 13.7 index points; no reweighting can move it outside that interval or reverse its sign. The rank correlation between reweighted and equal-weighted orderings across vignettes is not reported here and remains to be run.</w:t>
       </w:r>
     </w:p>
     <w:bookmarkEnd w:id="50"/>
@@ -2894,7 +2803,7 @@
           <w:bCs/>
           <w:b/>
         </w:rPr>
-        <w:t xml:space="preserve">4.5 Contextual modifiers as reported quantities</w:t>
+        <w:t xml:space="preserve">4.4 Contextual modifiers as reported quantities</w:t>
       </w:r>
     </w:p>
     <w:p>
@@ -4429,6 +4338,64 @@
         <w:t xml:space="preserve">6 Analysis</w:t>
       </w:r>
     </w:p>
+    <w:p>
+      <w:pPr>
+        <w:pStyle w:val="FirstParagraph"/>
+      </w:pPr>
+      <w:r>
+        <w:t xml:space="preserve">The analysis has three strands. They answer different questions, rest on different assumptions, and are reported separately, so agreement or disagreement in one does not carry over to another.</w:t>
+      </w:r>
+    </w:p>
+    <w:p>
+      <w:pPr>
+        <w:pStyle w:val="FirstParagraph"/>
+      </w:pPr>
+      <w:r>
+        <w:rPr>
+          <w:b/>
+        </w:rPr>
+        <w:t xml:space="preserve">Psychometric analysis.</w:t>
+      </w:r>
+      <w:r>
+        <w:t xml:space="preserve"> The psychometric analysis asks whether the instrument measures consistently. It comprises the variance components and reliability coefficients specified in section 6.1, internal consistency across the thirteen items, run-to-run self-consistency within each model on identical prompts, item-level agreement between the two sources with correction for multiple comparisons, and the rates at which each source declined to score an item. It is reported in sections 8.11 and 8.12.</w:t>
+      </w:r>
+    </w:p>
+    <w:p>
+      <w:pPr>
+        <w:pStyle w:val="FirstParagraph"/>
+      </w:pPr>
+      <w:r>
+        <w:rPr>
+          <w:b/>
+        </w:rPr>
+        <w:t xml:space="preserve">Statistical analysis.</w:t>
+      </w:r>
+      <w:r>
+        <w:t xml:space="preserve"> The statistical analysis asks how far human and model ratings differ and with what confidence. It comprises the correlation and rank agreement specified in section 6.2(a), paired differences with confidence intervals and effect sizes, limits of agreement, the divergence between the two score distributions at composite, domain and item level, and the proportion of model scores falling inside the range of human ratings. It is reported in sections 8.2, 8.3, 8.6, 8.7 and 8.10.</w:t>
+      </w:r>
+    </w:p>
+    <w:p>
+      <w:pPr>
+        <w:pStyle w:val="FirstParagraph"/>
+      </w:pPr>
+      <w:r>
+        <w:rPr>
+          <w:b/>
+        </w:rPr>
+        <w:t xml:space="preserve">Causal analysis.</w:t>
+      </w:r>
+      <w:r>
+        <w:t xml:space="preserve"> The causal analysis asks what the difference is attributable to. It comprises a nested variance decomposition separating vignette content from rating source and their interaction, and the mixed difference model specified in section 6.2(b), from which the source effect is estimated overall, within score tier, by domain, and by model, together with the prespecified moderation of that effect by case difficulty and by the two contextual modifiers. It is reported in sections 8.4, 8.5 and 8.8. Rating source is not randomized and the comparison set is not a random sample of the corpus, so these estimates are adjusted associations rather than causal effects in the counterfactual sense; the label describes the modelling approach and the question it addresses, not a claim about identification.</w:t>
+      </w:r>
+    </w:p>
+    <w:p>
+      <w:pPr>
+        <w:pStyle w:val="FirstParagraph"/>
+      </w:pPr>
+      <w:r>
+        <w:t xml:space="preserve">Sections 6.3 and 6.4 set out the multiplicity plan and the missingness check, which apply across all three strands.</w:t>
+      </w:r>
+    </w:p>
     <w:bookmarkStart w:id="56" w:name="reliability-and-variance-components"/>
     <w:p>
       <w:pPr>
@@ -4818,7 +4785,7 @@
         <w:pStyle w:val="BodyText"/>
       </w:pPr>
       <w:r>
-        <w:t xml:space="preserve">Uncertainty is estimated by nonparametric bootstrap, resampling reviewers within vignette at that vignette’s own rating count for human ratings, and runs within vignette for model ratings, with 10,000 replicates, reporting the 2.5th and 97.5th percentiles. With two to five ratings per vignette the bootstrap interval for human ratings is coarse, and coarsest for the two vignettes rated twice; the Beta posterior interval from section 4.3 is reported alongside it, and where the two disagree materially the discrepancy is noted.</w:t>
+        <w:t xml:space="preserve">Uncertainty is estimated by nonparametric bootstrap, resampling reviewers within vignette at that vignette's own rating count for human ratings, and runs within vignette for model ratings, with 10,000 replicates, reporting the 2.5th and 97.5th percentiles. With two to six ratings per vignette the bootstrap interval for human ratings is coarse, and coarsest for the singly rated vignette and the six rated twice; those cases are identified wherever a per-vignette interval is reported.</w:t>
       </w:r>
     </w:p>
     <w:p>
@@ -8524,7 +8491,7 @@
         <w:pStyle w:val="BodyText"/>
       </w:pPr>
       <w:r>
-        <w:t xml:space="preserve">Three items in the box still need attention before it is reinstated. First, the human panel reliability figures (ρ₁ 0.49, ρ_k̄ 0.77, “~5 raters for Eρ² ≥ 0.80” in R3) are not reproduced by the current variance decomposition and must be rerun or removed. Second, R2 states that only 4 of 15 items differ after Holm correction and names VA1, VA2, IA2 and IA3; the current results give 5 of 15, adding VA4 (adjusted P = 0.035). Third, R5 asserts a March-to-July generational change that the current results set does not contain. R1, R4 and R6 reproduce.</w:t>
+        <w:t xml:space="preserve">Three items in the box still need attention before it is reinstated. First, the human panel reliability figures (ρ₁ 0.49, ρ_k̄ 0.77, “~5 raters for Eρ² ≥ 0.80” in R3) are not reproduced by the current variance decomposition and must be rerun or removed. Second, R2 states that only 4 of 15 items differ after Holm correction and names VA1, VA2, IA2 and IA3; the current results give 5 of 15, adding VA4 (adjusted P = 0.035). Third, R5 asserts a March-to-July generational change that the current results set does not contain. R1 and R4 reproduce in full. R6 reproduces only in part: its Overton coverage claim (38 of 50 cases) is confirmed in section 8.7, but its human-disagreement statistics — mean per-case SD of about 18, mean range of about 37 points, and the inverted-U in case autonomy level at p = 0.001 — are not in the current results set and must be regenerated or dropped.</w:t>
       </w:r>
     </w:p>
     <w:bookmarkEnd w:id="140"/>
@@ -8762,6 +8729,17 @@
       </w:r>
       <w:r>
         <w:t xml:space="preserve"> Every bracketed item in the Declarations section is required by medRxiv at submission: data availability, funding, competing interests, and a generative-AI disclosure. The competing-interest statement needs particular care given the Kaiser Permanente role and any commercial interest in the framework.</w:t>
+      </w:r>
+    </w:p>
+    <w:p>
+      <w:pPr>
+        <w:numPr>
+          <w:ilvl w:val="0"/>
+          <w:numId w:val="1007"/>
+        </w:numPr>
+      </w:pPr>
+      <w:r>
+        <w:t xml:space="preserve">Beta-Binomial sensitivity analysis — REMOVED. The former section 4.3 specified a conjugate Beta-Binomial pooling estimator as a sensitivity check on the primary prorated estimator. It was never implemented, no code exists for it, and no corresponding result appears anywhere in the manuscript. The section has been deleted, former sections 4.4 and 4.5 renumbered to 4.3 and 4.4, the roadmap sentence at the head of section 4 updated, and the cross-reference in section 7 to a Beta posterior interval alongside the bootstrap interval removed. Check that no figure caption or supplementary panel still refers to it.</w:t>
       </w:r>
     </w:p>
     <w:bookmarkEnd w:id="141"/>
